--- a/Fase 1/Evidencias Grupales/Acta de constitución.docx
+++ b/Fase 1/Evidencias Grupales/Acta de constitución.docx
@@ -316,7 +316,7 @@
     </w:p>
     <w:sdt>
       <w:sdtPr>
-        <w:id w:val="-2022779727"/>
+        <w:id w:val="-674299279"/>
         <w:docPartObj>
           <w:docPartGallery w:val="Table of Contents"/>
           <w:docPartUnique w:val="1"/>
@@ -3899,7 +3899,7 @@
               <w:rPr>
                 <w:rtl w:val="0"/>
               </w:rPr>
-              <w:t xml:space="preserve">El presupuesto estimado es de unos $80 millones</w:t>
+              <w:t xml:space="preserve">El presupuesto estimado es de unos $50 millones</w:t>
             </w:r>
           </w:p>
           <w:p>
@@ -4032,7 +4032,7 @@
             <w:pPr>
               <w:numPr>
                 <w:ilvl w:val="0"/>
-                <w:numId w:val="2"/>
+                <w:numId w:val="8"/>
               </w:numPr>
               <w:ind w:left="720" w:hanging="360"/>
               <w:rPr>
@@ -4064,7 +4064,7 @@
             <w:pPr>
               <w:numPr>
                 <w:ilvl w:val="0"/>
-                <w:numId w:val="2"/>
+                <w:numId w:val="8"/>
               </w:numPr>
               <w:ind w:left="720" w:hanging="360"/>
               <w:rPr>
@@ -4090,7 +4090,7 @@
             <w:pPr>
               <w:numPr>
                 <w:ilvl w:val="0"/>
-                <w:numId w:val="2"/>
+                <w:numId w:val="8"/>
               </w:numPr>
               <w:ind w:left="720" w:hanging="360"/>
               <w:rPr>
@@ -4116,7 +4116,7 @@
             <w:pPr>
               <w:numPr>
                 <w:ilvl w:val="0"/>
-                <w:numId w:val="2"/>
+                <w:numId w:val="8"/>
               </w:numPr>
               <w:ind w:left="720" w:hanging="360"/>
               <w:rPr>
@@ -4142,7 +4142,7 @@
             <w:pPr>
               <w:numPr>
                 <w:ilvl w:val="0"/>
-                <w:numId w:val="2"/>
+                <w:numId w:val="8"/>
               </w:numPr>
               <w:ind w:left="720" w:hanging="360"/>
               <w:rPr>
@@ -4175,7 +4175,7 @@
             <w:pPr>
               <w:numPr>
                 <w:ilvl w:val="1"/>
-                <w:numId w:val="2"/>
+                <w:numId w:val="8"/>
               </w:numPr>
               <w:ind w:left="1440" w:hanging="360"/>
               <w:rPr>
@@ -4193,7 +4193,7 @@
             <w:pPr>
               <w:numPr>
                 <w:ilvl w:val="1"/>
-                <w:numId w:val="2"/>
+                <w:numId w:val="8"/>
               </w:numPr>
               <w:ind w:left="1440" w:hanging="360"/>
               <w:rPr>
@@ -4576,7 +4576,7 @@
             <w:pPr>
               <w:numPr>
                 <w:ilvl w:val="0"/>
-                <w:numId w:val="1"/>
+                <w:numId w:val="5"/>
               </w:numPr>
               <w:ind w:left="720" w:hanging="360"/>
               <w:rPr>
@@ -4594,7 +4594,7 @@
             <w:pPr>
               <w:numPr>
                 <w:ilvl w:val="0"/>
-                <w:numId w:val="1"/>
+                <w:numId w:val="5"/>
               </w:numPr>
               <w:ind w:left="720" w:hanging="360"/>
               <w:rPr>
@@ -4612,7 +4612,7 @@
             <w:pPr>
               <w:numPr>
                 <w:ilvl w:val="0"/>
-                <w:numId w:val="1"/>
+                <w:numId w:val="5"/>
               </w:numPr>
               <w:ind w:left="720" w:hanging="360"/>
               <w:rPr>
@@ -4630,7 +4630,7 @@
             <w:pPr>
               <w:numPr>
                 <w:ilvl w:val="0"/>
-                <w:numId w:val="1"/>
+                <w:numId w:val="5"/>
               </w:numPr>
               <w:ind w:left="720" w:hanging="360"/>
               <w:rPr>
@@ -4648,7 +4648,7 @@
             <w:pPr>
               <w:numPr>
                 <w:ilvl w:val="0"/>
-                <w:numId w:val="1"/>
+                <w:numId w:val="5"/>
               </w:numPr>
               <w:ind w:left="720" w:hanging="360"/>
               <w:rPr>
@@ -4666,7 +4666,7 @@
             <w:pPr>
               <w:numPr>
                 <w:ilvl w:val="0"/>
-                <w:numId w:val="1"/>
+                <w:numId w:val="5"/>
               </w:numPr>
               <w:ind w:left="720" w:hanging="360"/>
               <w:rPr>
@@ -4684,7 +4684,7 @@
             <w:pPr>
               <w:numPr>
                 <w:ilvl w:val="0"/>
-                <w:numId w:val="1"/>
+                <w:numId w:val="5"/>
               </w:numPr>
               <w:ind w:left="720" w:hanging="360"/>
               <w:rPr>
@@ -4702,7 +4702,7 @@
             <w:pPr>
               <w:numPr>
                 <w:ilvl w:val="0"/>
-                <w:numId w:val="1"/>
+                <w:numId w:val="5"/>
               </w:numPr>
               <w:ind w:left="720" w:hanging="360"/>
               <w:rPr>
@@ -5056,6 +5056,12 @@
               <w:rPr>
                 <w:rtl w:val="0"/>
               </w:rPr>
+              <w:t xml:space="preserve">Unificar los sistemas dispersos de Solicitudes, Denuncias y Financiamiento en una sola plataforma, incorporando los nuevos módulos de Reclamos, Felicitaciones, motor de IA para automatización y Dashboards de gestión. </w:t>
+            </w:r>
+            <w:r>
+              <w:rPr>
+                <w:rtl w:val="0"/>
+              </w:rPr>
             </w:r>
           </w:p>
           <w:p>
@@ -5135,6 +5141,20 @@
                 <w:vertAlign w:val="baseline"/>
               </w:rPr>
             </w:pPr>
+            <w:r>
+              <w:rPr>
+                <w:b w:val="1"/>
+                <w:bCs w:val="1"/>
+                <w:rtl w:val="0"/>
+              </w:rPr>
+              <w:t xml:space="preserve">100% de los módulos especificados integrados y funcionales</w:t>
+            </w:r>
+            <w:r>
+              <w:rPr>
+                <w:rtl w:val="0"/>
+              </w:rPr>
+              <w:t xml:space="preserve"> en la plataforma final entregada. </w:t>
+            </w:r>
             <w:r>
               <w:rPr>
                 <w:rtl w:val="0"/>
@@ -5469,6 +5489,12 @@
               <w:rPr>
                 <w:rtl w:val="0"/>
               </w:rPr>
+              <w:t xml:space="preserve">Entregar una plataforma estable, segura y de alto rendimiento que reduzca los tiempos de atención y disminuya la carga operativa de los coordinadores. </w:t>
+            </w:r>
+            <w:r>
+              <w:rPr>
+                <w:rtl w:val="0"/>
+              </w:rPr>
             </w:r>
           </w:p>
           <w:p>
@@ -5517,6 +5543,166 @@
           </w:tcPr>
           <w:p>
             <w:pPr>
+              <w:spacing w:after="240" w:line="276" w:lineRule="auto"/>
+              <w:rPr>
+                <w:rFonts w:ascii="Arial" w:cs="Arial" w:eastAsia="Arial" w:hAnsi="Arial"/>
+              </w:rPr>
+            </w:pPr>
+            <w:r>
+              <w:rPr>
+                <w:rFonts w:ascii="Arial" w:cs="Arial" w:eastAsia="Arial" w:hAnsi="Arial"/>
+                <w:rtl w:val="0"/>
+              </w:rPr>
+              <w:t xml:space="preserve">• </w:t>
+            </w:r>
+            <w:r>
+              <w:rPr>
+                <w:rFonts w:ascii="Arial" w:cs="Arial" w:eastAsia="Arial" w:hAnsi="Arial"/>
+                <w:b w:val="1"/>
+                <w:bCs w:val="1"/>
+                <w:rtl w:val="0"/>
+              </w:rPr>
+              <w:t xml:space="preserve">Disponibilidad del sistema de 99.5%</w:t>
+            </w:r>
+            <w:r>
+              <w:rPr>
+                <w:rFonts w:ascii="Arial" w:cs="Arial" w:eastAsia="Arial" w:hAnsi="Arial"/>
+                <w:rtl w:val="0"/>
+              </w:rPr>
+              <w:t xml:space="preserve">.</w:t>
+            </w:r>
+          </w:p>
+          <w:p>
+            <w:pPr>
+              <w:rPr>
+                <w:rFonts w:ascii="Arial" w:cs="Arial" w:eastAsia="Arial" w:hAnsi="Arial"/>
+              </w:rPr>
+            </w:pPr>
+            <w:r>
+              <w:rPr>
+                <w:rtl w:val="0"/>
+              </w:rPr>
+            </w:r>
+          </w:p>
+          <w:p>
+            <w:pPr>
+              <w:spacing w:after="240" w:line="276" w:lineRule="auto"/>
+              <w:rPr>
+                <w:rFonts w:ascii="Arial" w:cs="Arial" w:eastAsia="Arial" w:hAnsi="Arial"/>
+              </w:rPr>
+            </w:pPr>
+            <w:r>
+              <w:rPr>
+                <w:rFonts w:ascii="Arial" w:cs="Arial" w:eastAsia="Arial" w:hAnsi="Arial"/>
+                <w:rtl w:val="0"/>
+              </w:rPr>
+              <w:t xml:space="preserve">• </w:t>
+            </w:r>
+            <w:r>
+              <w:rPr>
+                <w:rFonts w:ascii="Arial" w:cs="Arial" w:eastAsia="Arial" w:hAnsi="Arial"/>
+                <w:b w:val="1"/>
+                <w:bCs w:val="1"/>
+                <w:rtl w:val="0"/>
+              </w:rPr>
+              <w:t xml:space="preserve">Tiempo de respuesta en pantalla &lt; 2 segundos</w:t>
+            </w:r>
+            <w:r>
+              <w:rPr>
+                <w:rFonts w:ascii="Arial" w:cs="Arial" w:eastAsia="Arial" w:hAnsi="Arial"/>
+                <w:rtl w:val="0"/>
+              </w:rPr>
+              <w:t xml:space="preserve">.</w:t>
+            </w:r>
+          </w:p>
+          <w:p>
+            <w:pPr>
+              <w:rPr>
+                <w:rFonts w:ascii="Arial" w:cs="Arial" w:eastAsia="Arial" w:hAnsi="Arial"/>
+              </w:rPr>
+            </w:pPr>
+            <w:r>
+              <w:rPr>
+                <w:rtl w:val="0"/>
+              </w:rPr>
+            </w:r>
+          </w:p>
+          <w:p>
+            <w:pPr>
+              <w:spacing w:after="240" w:line="276" w:lineRule="auto"/>
+              <w:rPr>
+                <w:rFonts w:ascii="Arial" w:cs="Arial" w:eastAsia="Arial" w:hAnsi="Arial"/>
+              </w:rPr>
+            </w:pPr>
+            <w:r>
+              <w:rPr>
+                <w:rFonts w:ascii="Arial" w:cs="Arial" w:eastAsia="Arial" w:hAnsi="Arial"/>
+                <w:rtl w:val="0"/>
+              </w:rPr>
+              <w:t xml:space="preserve">• </w:t>
+            </w:r>
+            <w:r>
+              <w:rPr>
+                <w:rFonts w:ascii="Arial" w:cs="Arial" w:eastAsia="Arial" w:hAnsi="Arial"/>
+                <w:b w:val="1"/>
+                <w:bCs w:val="1"/>
+                <w:rtl w:val="0"/>
+              </w:rPr>
+              <w:t xml:space="preserve">0 vulnerabilidades de seguridad críticas o altas</w:t>
+            </w:r>
+            <w:r>
+              <w:rPr>
+                <w:rFonts w:ascii="Arial" w:cs="Arial" w:eastAsia="Arial" w:hAnsi="Arial"/>
+                <w:rtl w:val="0"/>
+              </w:rPr>
+              <w:t xml:space="preserve">.</w:t>
+            </w:r>
+          </w:p>
+          <w:p>
+            <w:pPr>
+              <w:rPr>
+                <w:rFonts w:ascii="Arial" w:cs="Arial" w:eastAsia="Arial" w:hAnsi="Arial"/>
+              </w:rPr>
+            </w:pPr>
+            <w:r>
+              <w:rPr>
+                <w:rtl w:val="0"/>
+              </w:rPr>
+            </w:r>
+          </w:p>
+          <w:p>
+            <w:pPr>
+              <w:spacing w:after="240" w:line="276" w:lineRule="auto"/>
+              <w:rPr>
+                <w:rFonts w:ascii="Arial" w:cs="Arial" w:eastAsia="Arial" w:hAnsi="Arial"/>
+              </w:rPr>
+            </w:pPr>
+            <w:r>
+              <w:rPr>
+                <w:rFonts w:ascii="Arial" w:cs="Arial" w:eastAsia="Arial" w:hAnsi="Arial"/>
+                <w:rtl w:val="0"/>
+              </w:rPr>
+              <w:t xml:space="preserve">• </w:t>
+            </w:r>
+            <w:r>
+              <w:rPr>
+                <w:rFonts w:ascii="Arial" w:cs="Arial" w:eastAsia="Arial" w:hAnsi="Arial"/>
+                <w:b w:val="1"/>
+                <w:bCs w:val="1"/>
+                <w:rtl w:val="0"/>
+              </w:rPr>
+              <w:t xml:space="preserve">Automatización efectiva de al menos el 50% de las solicitudes de alta demanda</w:t>
+            </w:r>
+            <w:r>
+              <w:rPr>
+                <w:rFonts w:ascii="Arial" w:cs="Arial" w:eastAsia="Arial" w:hAnsi="Arial"/>
+                <w:rtl w:val="0"/>
+              </w:rPr>
+              <w:t xml:space="preserve"> (ej. cambio de sección).</w:t>
+            </w:r>
+          </w:p>
+          <w:p>
+            <w:pPr>
               <w:keepNext w:val="0"/>
               <w:keepLines w:val="0"/>
               <w:pageBreakBefore w:val="0"/>
@@ -5532,193 +5718,7 @@
               <w:spacing w:after="0" w:before="0" w:line="240" w:lineRule="auto"/>
               <w:ind w:left="0" w:right="0" w:firstLine="0"/>
               <w:jc w:val="left"/>
-              <w:rPr>
-                <w:rFonts w:ascii="Calibri" w:cs="Calibri" w:eastAsia="Calibri" w:hAnsi="Calibri"/>
-                <w:b w:val="0"/>
-                <w:bCs w:val="0"/>
-                <w:i w:val="0"/>
-                <w:iCs w:val="0"/>
-                <w:smallCaps w:val="0"/>
-                <w:strike w:val="0"/>
-                <w:color w:val="000000"/>
-                <w:sz w:val="24"/>
-                <w:szCs w:val="24"/>
-                <w:u w:val="none"/>
-                <w:shd w:fill="auto" w:val="clear"/>
-                <w:vertAlign w:val="baseline"/>
-              </w:rPr>
-            </w:pPr>
-            <w:r>
-              <w:rPr>
-                <w:rtl w:val="0"/>
-              </w:rPr>
-            </w:r>
-          </w:p>
-        </w:tc>
-      </w:tr>
-      <w:tr>
-        <w:trPr>
-          <w:cantSplit w:val="0"/>
-          <w:tblHeader w:val="0"/>
-        </w:trPr>
-        <w:tc>
-          <w:tcPr>
-            <w:shd w:fill="auto" w:val="clear"/>
-          </w:tcPr>
-          <w:p>
-            <w:pPr>
-              <w:keepNext w:val="0"/>
-              <w:keepLines w:val="0"/>
-              <w:pageBreakBefore w:val="0"/>
-              <w:widowControl w:val="1"/>
-              <w:pBdr>
-                <w:top w:space="0" w:sz="0" w:val="nil"/>
-                <w:left w:space="0" w:sz="0" w:val="nil"/>
-                <w:bottom w:space="0" w:sz="0" w:val="nil"/>
-                <w:right w:space="0" w:sz="0" w:val="nil"/>
-                <w:between w:space="0" w:sz="0" w:val="nil"/>
-              </w:pBdr>
-              <w:shd w:fill="auto" w:val="clear"/>
-              <w:spacing w:after="0" w:before="0" w:line="240" w:lineRule="auto"/>
-              <w:ind w:left="0" w:right="0" w:firstLine="0"/>
-              <w:jc w:val="left"/>
-              <w:rPr>
-                <w:rFonts w:ascii="Calibri" w:cs="Calibri" w:eastAsia="Calibri" w:hAnsi="Calibri"/>
-                <w:b w:val="0"/>
-                <w:bCs w:val="0"/>
-                <w:i w:val="0"/>
-                <w:iCs w:val="0"/>
-                <w:smallCaps w:val="0"/>
-                <w:strike w:val="0"/>
-                <w:color w:val="000000"/>
-                <w:sz w:val="24"/>
-                <w:szCs w:val="24"/>
-                <w:u w:val="none"/>
-                <w:shd w:fill="auto" w:val="clear"/>
-                <w:vertAlign w:val="baseline"/>
-              </w:rPr>
-            </w:pPr>
-            <w:r>
-              <w:rPr>
-                <w:rtl w:val="0"/>
-              </w:rPr>
-            </w:r>
-          </w:p>
-          <w:p>
-            <w:pPr>
-              <w:keepNext w:val="0"/>
-              <w:keepLines w:val="0"/>
-              <w:pageBreakBefore w:val="0"/>
-              <w:widowControl w:val="1"/>
-              <w:pBdr>
-                <w:top w:space="0" w:sz="0" w:val="nil"/>
-                <w:left w:space="0" w:sz="0" w:val="nil"/>
-                <w:bottom w:space="0" w:sz="0" w:val="nil"/>
-                <w:right w:space="0" w:sz="0" w:val="nil"/>
-                <w:between w:space="0" w:sz="0" w:val="nil"/>
-              </w:pBdr>
-              <w:shd w:fill="auto" w:val="clear"/>
-              <w:spacing w:after="0" w:before="0" w:line="240" w:lineRule="auto"/>
-              <w:ind w:left="0" w:right="0" w:firstLine="0"/>
-              <w:jc w:val="left"/>
-              <w:rPr>
-                <w:rFonts w:ascii="Calibri" w:cs="Calibri" w:eastAsia="Calibri" w:hAnsi="Calibri"/>
-                <w:b w:val="0"/>
-                <w:bCs w:val="0"/>
-                <w:i w:val="0"/>
-                <w:iCs w:val="0"/>
-                <w:smallCaps w:val="0"/>
-                <w:strike w:val="0"/>
-                <w:color w:val="000000"/>
-                <w:sz w:val="24"/>
-                <w:szCs w:val="24"/>
-                <w:u w:val="none"/>
-                <w:shd w:fill="auto" w:val="clear"/>
-                <w:vertAlign w:val="baseline"/>
-              </w:rPr>
-            </w:pPr>
-            <w:r>
-              <w:rPr>
-                <w:rtl w:val="0"/>
-              </w:rPr>
-            </w:r>
-          </w:p>
-          <w:p>
-            <w:pPr>
-              <w:keepNext w:val="0"/>
-              <w:keepLines w:val="0"/>
-              <w:pageBreakBefore w:val="0"/>
-              <w:widowControl w:val="1"/>
-              <w:pBdr>
-                <w:top w:space="0" w:sz="0" w:val="nil"/>
-                <w:left w:space="0" w:sz="0" w:val="nil"/>
-                <w:bottom w:space="0" w:sz="0" w:val="nil"/>
-                <w:right w:space="0" w:sz="0" w:val="nil"/>
-                <w:between w:space="0" w:sz="0" w:val="nil"/>
-              </w:pBdr>
-              <w:shd w:fill="auto" w:val="clear"/>
-              <w:spacing w:after="0" w:before="0" w:line="240" w:lineRule="auto"/>
-              <w:ind w:left="0" w:right="0" w:firstLine="0"/>
-              <w:jc w:val="left"/>
-              <w:rPr>
-                <w:rFonts w:ascii="Calibri" w:cs="Calibri" w:eastAsia="Calibri" w:hAnsi="Calibri"/>
-                <w:b w:val="0"/>
-                <w:bCs w:val="0"/>
-                <w:i w:val="0"/>
-                <w:iCs w:val="0"/>
-                <w:smallCaps w:val="0"/>
-                <w:strike w:val="0"/>
-                <w:color w:val="000000"/>
-                <w:sz w:val="24"/>
-                <w:szCs w:val="24"/>
-                <w:u w:val="none"/>
-                <w:shd w:fill="auto" w:val="clear"/>
-                <w:vertAlign w:val="baseline"/>
-              </w:rPr>
-            </w:pPr>
-            <w:r>
-              <w:rPr>
-                <w:rtl w:val="0"/>
-              </w:rPr>
-            </w:r>
-          </w:p>
-        </w:tc>
-        <w:tc>
-          <w:tcPr>
-            <w:shd w:fill="auto" w:val="clear"/>
-          </w:tcPr>
-          <w:p>
-            <w:pPr>
-              <w:keepNext w:val="0"/>
-              <w:keepLines w:val="0"/>
-              <w:pageBreakBefore w:val="0"/>
-              <w:widowControl w:val="1"/>
-              <w:pBdr>
-                <w:top w:space="0" w:sz="0" w:val="nil"/>
-                <w:left w:space="0" w:sz="0" w:val="nil"/>
-                <w:bottom w:space="0" w:sz="0" w:val="nil"/>
-                <w:right w:space="0" w:sz="0" w:val="nil"/>
-                <w:between w:space="0" w:sz="0" w:val="nil"/>
-              </w:pBdr>
-              <w:shd w:fill="auto" w:val="clear"/>
-              <w:spacing w:after="0" w:before="0" w:line="240" w:lineRule="auto"/>
-              <w:ind w:left="0" w:right="0" w:firstLine="0"/>
-              <w:jc w:val="left"/>
-              <w:rPr>
-                <w:rFonts w:ascii="Calibri" w:cs="Calibri" w:eastAsia="Calibri" w:hAnsi="Calibri"/>
-                <w:b w:val="0"/>
-                <w:bCs w:val="0"/>
-                <w:i w:val="0"/>
-                <w:iCs w:val="0"/>
-                <w:smallCaps w:val="0"/>
-                <w:strike w:val="0"/>
-                <w:color w:val="000000"/>
-                <w:sz w:val="24"/>
-                <w:szCs w:val="24"/>
-                <w:u w:val="none"/>
-                <w:shd w:fill="auto" w:val="clear"/>
-                <w:vertAlign w:val="baseline"/>
-              </w:rPr>
+              <w:rPr/>
             </w:pPr>
             <w:r>
               <w:rPr>
@@ -6000,6 +6000,12 @@
               <w:rPr>
                 <w:rtl w:val="0"/>
               </w:rPr>
+              <w:t xml:space="preserve">Completar el desarrollo, pruebas y entregables del proyecto dentro del marco temporal asignado para el semestre académico. </w:t>
+            </w:r>
+            <w:r>
+              <w:rPr>
+                <w:rtl w:val="0"/>
+              </w:rPr>
             </w:r>
           </w:p>
         </w:tc>
@@ -6390,6 +6396,12 @@
               <w:rPr>
                 <w:rtl w:val="0"/>
               </w:rPr>
+              <w:t xml:space="preserve">Completar las fases de diseño, programación, pruebas y despliegue dentro del ciclo del semestre académico. </w:t>
+            </w:r>
+            <w:r>
+              <w:rPr>
+                <w:rtl w:val="0"/>
+              </w:rPr>
             </w:r>
           </w:p>
           <w:p>
@@ -6469,6 +6481,12 @@
                 <w:vertAlign w:val="baseline"/>
               </w:rPr>
             </w:pPr>
+            <w:r>
+              <w:rPr>
+                <w:rtl w:val="0"/>
+              </w:rPr>
+              <w:t xml:space="preserve">Finalización de la construcción del sistema en un plazo de 18 Sprints semanales (del 11/08/2026 al 10/12/2026). </w:t>
+            </w:r>
             <w:r>
               <w:rPr>
                 <w:rtl w:val="0"/>
@@ -6766,6 +6784,12 @@
               <w:rPr>
                 <w:rtl w:val="0"/>
               </w:rPr>
+              <w:t xml:space="preserve">Desarrollar la solución optimizando los recursos técnicos y económicos asignados. </w:t>
+            </w:r>
+            <w:r>
+              <w:rPr>
+                <w:rtl w:val="0"/>
+              </w:rPr>
             </w:r>
           </w:p>
           <w:p>
@@ -6884,6 +6908,20 @@
                 <w:vertAlign w:val="baseline"/>
               </w:rPr>
             </w:pPr>
+            <w:r>
+              <w:rPr>
+                <w:b w:val="1"/>
+                <w:bCs w:val="1"/>
+                <w:rtl w:val="0"/>
+              </w:rPr>
+              <w:t xml:space="preserve">Ejecución presupuestaria dentro del límite establecido de $80 millones CLP</w:t>
+            </w:r>
+            <w:r>
+              <w:rPr>
+                <w:rtl w:val="0"/>
+              </w:rPr>
+              <w:t xml:space="preserve"> (desviación de costos del 0%). </w:t>
+            </w:r>
             <w:r>
               <w:rPr>
                 <w:rtl w:val="0"/>
@@ -6969,16 +7007,51 @@
               <w:rPr>
                 <w:rtl w:val="0"/>
               </w:rPr>
-            </w:r>
-          </w:p>
-          <w:p>
-            <w:pPr>
-              <w:rPr/>
-            </w:pPr>
-            <w:r>
-              <w:rPr>
-                <w:rtl w:val="0"/>
-              </w:rPr>
+              <w:t xml:space="preserve">Desarrollar una plataforma web responsiva e integrada a las bases de datos centralizadas de Duoc UC, capaz de soportar picos masivos de tráfico.</w:t>
+            </w:r>
+          </w:p>
+          <w:p>
+            <w:pPr>
+              <w:rPr/>
+            </w:pPr>
+            <w:r>
+              <w:rPr>
+                <w:rtl w:val="0"/>
+              </w:rPr>
+              <w:t xml:space="preserve">Implementar un motor de Inteligencia Artificial (IA) para clasificar e interpretar solicitudes, automatizando respuestas e independizando procesos comunes (ej. emisión de certificados y solicitudes de cambio de sección).</w:t>
+            </w:r>
+          </w:p>
+          <w:p>
+            <w:pPr>
+              <w:rPr/>
+            </w:pPr>
+            <w:r>
+              <w:rPr>
+                <w:rtl w:val="0"/>
+              </w:rPr>
+              <w:t xml:space="preserve">Construir Dashboards analíticos por rol (Estudiante, Coordinador, Dirección, Abogado, Finanzas) con métricas visuales claras e indicadores de gestión mensual.</w:t>
+            </w:r>
+          </w:p>
+          <w:p>
+            <w:pPr>
+              <w:rPr/>
+            </w:pPr>
+            <w:r>
+              <w:rPr>
+                <w:rtl w:val="0"/>
+              </w:rPr>
+              <w:t xml:space="preserve">Implementar un módulo confidencial y seguro para Denuncias y Reclamos, con soporte de encriptación y seguimiento de protocolos legales.</w:t>
+            </w:r>
+          </w:p>
+          <w:p>
+            <w:pPr>
+              <w:rPr/>
+            </w:pPr>
+            <w:r>
+              <w:rPr>
+                <w:rtl w:val="0"/>
+              </w:rPr>
+              <w:t xml:space="preserve">Asegurar la interoperabilidad con los sistemas antiguos de la institución para mantener la trazabilidad del historial sin pérdida de información.</w:t>
             </w:r>
           </w:p>
         </w:tc>
@@ -7060,6 +7133,115 @@
               <w:rPr>
                 <w:rtl w:val="0"/>
               </w:rPr>
+              <w:t xml:space="preserve">Documentación del Proyecto:</w:t>
+            </w:r>
+          </w:p>
+          <w:p>
+            <w:pPr>
+              <w:numPr>
+                <w:ilvl w:val="0"/>
+                <w:numId w:val="2"/>
+              </w:numPr>
+              <w:ind w:left="720" w:hanging="360"/>
+              <w:rPr>
+                <w:u w:val="none"/>
+              </w:rPr>
+            </w:pPr>
+            <w:r>
+              <w:rPr>
+                <w:rtl w:val="0"/>
+              </w:rPr>
+              <w:t xml:space="preserve">Planilla de Requerimientos</w:t>
+            </w:r>
+          </w:p>
+          <w:p>
+            <w:pPr>
+              <w:numPr>
+                <w:ilvl w:val="0"/>
+                <w:numId w:val="2"/>
+              </w:numPr>
+              <w:ind w:left="720" w:hanging="360"/>
+              <w:rPr>
+                <w:u w:val="none"/>
+              </w:rPr>
+            </w:pPr>
+            <w:r>
+              <w:rPr>
+                <w:rtl w:val="0"/>
+              </w:rPr>
+              <w:t xml:space="preserve">informe ERS</w:t>
+            </w:r>
+          </w:p>
+          <w:p>
+            <w:pPr>
+              <w:numPr>
+                <w:ilvl w:val="0"/>
+                <w:numId w:val="2"/>
+              </w:numPr>
+              <w:ind w:left="720" w:hanging="360"/>
+              <w:rPr>
+                <w:u w:val="none"/>
+              </w:rPr>
+            </w:pPr>
+            <w:r>
+              <w:rPr>
+                <w:rtl w:val="0"/>
+              </w:rPr>
+              <w:t xml:space="preserve">Carta Gantt</w:t>
+            </w:r>
+          </w:p>
+          <w:p>
+            <w:pPr>
+              <w:numPr>
+                <w:ilvl w:val="0"/>
+                <w:numId w:val="2"/>
+              </w:numPr>
+              <w:ind w:left="720" w:hanging="360"/>
+              <w:rPr>
+                <w:u w:val="none"/>
+              </w:rPr>
+            </w:pPr>
+            <w:r>
+              <w:rPr>
+                <w:rtl w:val="0"/>
+              </w:rPr>
+              <w:t xml:space="preserve">Casos De Uso</w:t>
+            </w:r>
+          </w:p>
+          <w:p>
+            <w:pPr>
+              <w:numPr>
+                <w:ilvl w:val="0"/>
+                <w:numId w:val="2"/>
+              </w:numPr>
+              <w:ind w:left="720" w:hanging="360"/>
+              <w:rPr>
+                <w:u w:val="none"/>
+              </w:rPr>
+            </w:pPr>
+            <w:r>
+              <w:rPr>
+                <w:rtl w:val="0"/>
+              </w:rPr>
+              <w:t xml:space="preserve">Mockups</w:t>
+            </w:r>
+          </w:p>
+          <w:p>
+            <w:pPr>
+              <w:numPr>
+                <w:ilvl w:val="0"/>
+                <w:numId w:val="2"/>
+              </w:numPr>
+              <w:ind w:left="720" w:hanging="360"/>
+              <w:rPr>
+                <w:u w:val="none"/>
+              </w:rPr>
+            </w:pPr>
+            <w:r>
+              <w:rPr>
+                <w:rtl w:val="0"/>
+              </w:rPr>
+              <w:t xml:space="preserve">Acta de Constitución</w:t>
             </w:r>
           </w:p>
           <w:p>
@@ -7165,6 +7347,7 @@
       <w:tr>
         <w:trPr>
           <w:cantSplit w:val="0"/>
+          <w:trHeight w:val="1020" w:hRule="atLeast"/>
           <w:tblHeader w:val="0"/>
         </w:trPr>
         <w:tc>
@@ -7179,6 +7362,243 @@
               <w:rPr>
                 <w:rtl w:val="0"/>
               </w:rPr>
+              <w:t xml:space="preserve">Funcionales</w:t>
+            </w:r>
+          </w:p>
+          <w:p>
+            <w:pPr>
+              <w:numPr>
+                <w:ilvl w:val="0"/>
+                <w:numId w:val="6"/>
+              </w:numPr>
+              <w:spacing w:line="276" w:lineRule="auto"/>
+              <w:ind w:left="720" w:hanging="360"/>
+              <w:jc w:val="both"/>
+              <w:rPr>
+                <w:u w:val="none"/>
+              </w:rPr>
+            </w:pPr>
+            <w:r>
+              <w:rPr>
+                <w:rtl w:val="0"/>
+              </w:rPr>
+              <w:t xml:space="preserve">El sistema debe estar disponible 24/7</w:t>
+            </w:r>
+          </w:p>
+          <w:p>
+            <w:pPr>
+              <w:numPr>
+                <w:ilvl w:val="0"/>
+                <w:numId w:val="6"/>
+              </w:numPr>
+              <w:spacing w:line="276" w:lineRule="auto"/>
+              <w:ind w:left="720" w:hanging="360"/>
+              <w:jc w:val="both"/>
+              <w:rPr>
+                <w:u w:val="none"/>
+              </w:rPr>
+            </w:pPr>
+            <w:r>
+              <w:rPr>
+                <w:rtl w:val="0"/>
+              </w:rPr>
+              <w:t xml:space="preserve">El sistema debe ser compatible con el ya existente</w:t>
+            </w:r>
+          </w:p>
+          <w:p>
+            <w:pPr>
+              <w:numPr>
+                <w:ilvl w:val="0"/>
+                <w:numId w:val="6"/>
+              </w:numPr>
+              <w:spacing w:line="276" w:lineRule="auto"/>
+              <w:ind w:left="720" w:hanging="360"/>
+              <w:jc w:val="both"/>
+              <w:rPr>
+                <w:u w:val="none"/>
+              </w:rPr>
+            </w:pPr>
+            <w:r>
+              <w:rPr>
+                <w:rtl w:val="0"/>
+              </w:rPr>
+              <w:t xml:space="preserve">El sistema debe implementar una plataforma de reclamos</w:t>
+            </w:r>
+          </w:p>
+          <w:p>
+            <w:pPr>
+              <w:numPr>
+                <w:ilvl w:val="0"/>
+                <w:numId w:val="6"/>
+              </w:numPr>
+              <w:spacing w:line="276" w:lineRule="auto"/>
+              <w:ind w:left="720" w:hanging="360"/>
+              <w:jc w:val="both"/>
+              <w:rPr>
+                <w:u w:val="none"/>
+              </w:rPr>
+            </w:pPr>
+            <w:r>
+              <w:rPr>
+                <w:rtl w:val="0"/>
+              </w:rPr>
+              <w:t xml:space="preserve">El sistema debe implementar un modelo de IA para automatizar tareas</w:t>
+            </w:r>
+          </w:p>
+          <w:p>
+            <w:pPr>
+              <w:numPr>
+                <w:ilvl w:val="0"/>
+                <w:numId w:val="6"/>
+              </w:numPr>
+              <w:spacing w:line="276" w:lineRule="auto"/>
+              <w:ind w:left="720" w:hanging="360"/>
+              <w:jc w:val="both"/>
+              <w:rPr>
+                <w:u w:val="none"/>
+              </w:rPr>
+            </w:pPr>
+            <w:r>
+              <w:rPr>
+                <w:rtl w:val="0"/>
+              </w:rPr>
+              <w:t xml:space="preserve">El sistema debe funcionar en dispositivos móviles</w:t>
+            </w:r>
+          </w:p>
+          <w:p>
+            <w:pPr>
+              <w:numPr>
+                <w:ilvl w:val="0"/>
+                <w:numId w:val="6"/>
+              </w:numPr>
+              <w:spacing w:line="276" w:lineRule="auto"/>
+              <w:ind w:left="720" w:hanging="360"/>
+              <w:jc w:val="both"/>
+              <w:rPr>
+                <w:u w:val="none"/>
+              </w:rPr>
+            </w:pPr>
+            <w:r>
+              <w:rPr>
+                <w:rtl w:val="0"/>
+              </w:rPr>
+              <w:t xml:space="preserve">El sistema debe implementar respuestas prescritas en base al reglamento</w:t>
+            </w:r>
+          </w:p>
+          <w:p>
+            <w:pPr>
+              <w:numPr>
+                <w:ilvl w:val="0"/>
+                <w:numId w:val="6"/>
+              </w:numPr>
+              <w:spacing w:line="276" w:lineRule="auto"/>
+              <w:ind w:left="720" w:hanging="360"/>
+              <w:jc w:val="both"/>
+            </w:pPr>
+            <w:r>
+              <w:rPr>
+                <w:rtl w:val="0"/>
+              </w:rPr>
+              <w:t xml:space="preserve">El sistema debe notificar por correo electrónico al estudiante cuando se reciba o solucione una solicitud</w:t>
+            </w:r>
+          </w:p>
+          <w:p>
+            <w:pPr>
+              <w:numPr>
+                <w:ilvl w:val="0"/>
+                <w:numId w:val="6"/>
+              </w:numPr>
+              <w:spacing w:line="276" w:lineRule="auto"/>
+              <w:ind w:left="720" w:hanging="360"/>
+              <w:jc w:val="both"/>
+            </w:pPr>
+            <w:r>
+              <w:rPr>
+                <w:rtl w:val="0"/>
+              </w:rPr>
+              <w:t xml:space="preserve">El sistema debe permitir el seguimiento en tiempo real del estado de cada solicitud</w:t>
+            </w:r>
+          </w:p>
+        </w:tc>
+      </w:tr>
+      <w:tr>
+        <w:trPr>
+          <w:cantSplit w:val="0"/>
+          <w:tblHeader w:val="0"/>
+        </w:trPr>
+        <w:tc>
+          <w:tcPr/>
+          <w:p>
+            <w:pPr>
+              <w:spacing w:line="276" w:lineRule="auto"/>
+              <w:jc w:val="both"/>
+              <w:rPr/>
+            </w:pPr>
+            <w:r>
+              <w:rPr>
+                <w:rtl w:val="0"/>
+              </w:rPr>
+              <w:t xml:space="preserve">No funcionales</w:t>
+            </w:r>
+          </w:p>
+          <w:p>
+            <w:pPr>
+              <w:numPr>
+                <w:ilvl w:val="0"/>
+                <w:numId w:val="3"/>
+              </w:numPr>
+              <w:spacing w:line="276" w:lineRule="auto"/>
+              <w:ind w:left="720" w:hanging="360"/>
+              <w:jc w:val="both"/>
+              <w:rPr>
+                <w:u w:val="none"/>
+              </w:rPr>
+            </w:pPr>
+            <w:r>
+              <w:rPr>
+                <w:rtl w:val="0"/>
+              </w:rPr>
+              <w:t xml:space="preserve">El Sistema debe Ocupar los colores asociados a la institución</w:t>
+            </w:r>
+          </w:p>
+          <w:p>
+            <w:pPr>
+              <w:numPr>
+                <w:ilvl w:val="0"/>
+                <w:numId w:val="3"/>
+              </w:numPr>
+              <w:spacing w:line="276" w:lineRule="auto"/>
+              <w:ind w:left="720" w:hanging="360"/>
+              <w:jc w:val="both"/>
+              <w:rPr>
+                <w:u w:val="none"/>
+              </w:rPr>
+            </w:pPr>
+            <w:r>
+              <w:rPr>
+                <w:rtl w:val="0"/>
+              </w:rPr>
+              <w:t xml:space="preserve">El sistema debe ser fácil de usar</w:t>
+            </w:r>
+          </w:p>
+          <w:p>
+            <w:pPr>
+              <w:numPr>
+                <w:ilvl w:val="0"/>
+                <w:numId w:val="3"/>
+              </w:numPr>
+              <w:spacing w:line="276" w:lineRule="auto"/>
+              <w:ind w:left="720" w:hanging="360"/>
+              <w:jc w:val="both"/>
+              <w:rPr>
+                <w:u w:val="none"/>
+              </w:rPr>
+            </w:pPr>
+            <w:r>
+              <w:rPr>
+                <w:rtl w:val="0"/>
+              </w:rPr>
+              <w:t xml:space="preserve">El sistema debe ser responsivo</w:t>
             </w:r>
           </w:p>
           <w:p>
@@ -7262,6 +7682,7 @@
       <w:tr>
         <w:trPr>
           <w:cantSplit w:val="0"/>
+          <w:trHeight w:val="622.96875" w:hRule="atLeast"/>
           <w:tblHeader w:val="0"/>
         </w:trPr>
         <w:tc>
@@ -7274,16 +7695,126 @@
               <w:rPr>
                 <w:rtl w:val="0"/>
               </w:rPr>
-            </w:r>
-          </w:p>
-          <w:p>
-            <w:pPr>
-              <w:rPr/>
-            </w:pPr>
-            <w:r>
-              <w:rPr>
-                <w:rtl w:val="0"/>
-              </w:rPr>
+              <w:t xml:space="preserve">Premisas</w:t>
+            </w:r>
+          </w:p>
+          <w:p>
+            <w:pPr>
+              <w:numPr>
+                <w:ilvl w:val="0"/>
+                <w:numId w:val="7"/>
+              </w:numPr>
+              <w:spacing w:after="0" w:afterAutospacing="0" w:before="240" w:lineRule="auto"/>
+              <w:ind w:left="720" w:hanging="360"/>
+              <w:rPr/>
+            </w:pPr>
+            <w:r>
+              <w:rPr>
+                <w:rtl w:val="0"/>
+              </w:rPr>
+              <w:t xml:space="preserve">Disponibilidad de Información Normativa y Reglamentos</w:t>
+            </w:r>
+          </w:p>
+          <w:p>
+            <w:pPr>
+              <w:numPr>
+                <w:ilvl w:val="0"/>
+                <w:numId w:val="7"/>
+              </w:numPr>
+              <w:spacing w:after="0" w:afterAutospacing="0" w:before="0" w:beforeAutospacing="0" w:lineRule="auto"/>
+              <w:ind w:left="720" w:hanging="360"/>
+              <w:rPr/>
+            </w:pPr>
+            <w:r>
+              <w:rPr>
+                <w:rtl w:val="0"/>
+              </w:rPr>
+              <w:t xml:space="preserve">Uso de Entornos Locales y Recursos del Equipo</w:t>
+            </w:r>
+          </w:p>
+          <w:p>
+            <w:pPr>
+              <w:numPr>
+                <w:ilvl w:val="0"/>
+                <w:numId w:val="7"/>
+              </w:numPr>
+              <w:spacing w:after="240" w:before="0" w:beforeAutospacing="0" w:lineRule="auto"/>
+              <w:ind w:left="720" w:hanging="360"/>
+              <w:rPr/>
+            </w:pPr>
+            <w:r>
+              <w:rPr>
+                <w:rtl w:val="0"/>
+              </w:rPr>
+              <w:t xml:space="preserve">Simulación de Integración y Datos</w:t>
+            </w:r>
+          </w:p>
+        </w:tc>
+      </w:tr>
+      <w:tr>
+        <w:trPr>
+          <w:cantSplit w:val="0"/>
+          <w:tblHeader w:val="0"/>
+        </w:trPr>
+        <w:tc>
+          <w:tcPr/>
+          <w:p>
+            <w:pPr>
+              <w:rPr/>
+            </w:pPr>
+            <w:r>
+              <w:rPr>
+                <w:rtl w:val="0"/>
+              </w:rPr>
+              <w:t xml:space="preserve">Restricciones</w:t>
+            </w:r>
+          </w:p>
+          <w:p>
+            <w:pPr>
+              <w:numPr>
+                <w:ilvl w:val="0"/>
+                <w:numId w:val="1"/>
+              </w:numPr>
+              <w:spacing w:line="276" w:lineRule="auto"/>
+              <w:ind w:left="720" w:hanging="360"/>
+            </w:pPr>
+            <w:r>
+              <w:rPr>
+                <w:rtl w:val="0"/>
+              </w:rPr>
+              <w:t xml:space="preserve">El desarrollo del proyecto debe finalizar obligatoriamente dentro del periodo académico establecido (del 11/08/2026 al 10/12/2026).</w:t>
+            </w:r>
+          </w:p>
+          <w:p>
+            <w:pPr>
+              <w:numPr>
+                <w:ilvl w:val="0"/>
+                <w:numId w:val="1"/>
+              </w:numPr>
+              <w:spacing w:line="276" w:lineRule="auto"/>
+              <w:ind w:left="720" w:hanging="360"/>
+            </w:pPr>
+            <w:r>
+              <w:rPr>
+                <w:rtl w:val="0"/>
+              </w:rPr>
+              <w:t xml:space="preserve">El costo total de la solución no debe superar el presupuesto máximo asignado de $80 millones CLP.</w:t>
+            </w:r>
+          </w:p>
+          <w:p>
+            <w:pPr>
+              <w:numPr>
+                <w:ilvl w:val="0"/>
+                <w:numId w:val="1"/>
+              </w:numPr>
+              <w:spacing w:line="276" w:lineRule="auto"/>
+              <w:ind w:left="720" w:hanging="360"/>
+            </w:pPr>
+            <w:r>
+              <w:rPr>
+                <w:rtl w:val="0"/>
+              </w:rPr>
+              <w:t xml:space="preserve">El sistema debe ceñirse estrictamente a los reglamentos internos, normativas y políticas de privacidad de Duoc UC.</w:t>
             </w:r>
           </w:p>
           <w:p>
@@ -7369,12 +7900,74 @@
           </w:p>
           <w:p>
             <w:pPr>
-              <w:rPr/>
-            </w:pPr>
-            <w:r>
-              <w:rPr>
-                <w:rtl w:val="0"/>
-              </w:rPr>
+              <w:numPr>
+                <w:ilvl w:val="0"/>
+                <w:numId w:val="4"/>
+              </w:numPr>
+              <w:ind w:left="720" w:hanging="360"/>
+              <w:rPr>
+                <w:u w:val="none"/>
+              </w:rPr>
+            </w:pPr>
+            <w:r>
+              <w:rPr>
+                <w:rtl w:val="0"/>
+              </w:rPr>
+              <w:t xml:space="preserve">Baja adaptación al sistema por parte de los usuarios</w:t>
+            </w:r>
+          </w:p>
+          <w:p>
+            <w:pPr>
+              <w:numPr>
+                <w:ilvl w:val="0"/>
+                <w:numId w:val="4"/>
+              </w:numPr>
+              <w:ind w:left="720" w:hanging="360"/>
+              <w:rPr>
+                <w:u w:val="none"/>
+              </w:rPr>
+            </w:pPr>
+            <w:r>
+              <w:rPr>
+                <w:rtl w:val="0"/>
+              </w:rPr>
+              <w:t xml:space="preserve">Vulnerabilidades de seguridad</w:t>
+            </w:r>
+          </w:p>
+          <w:p>
+            <w:pPr>
+              <w:numPr>
+                <w:ilvl w:val="0"/>
+                <w:numId w:val="4"/>
+              </w:numPr>
+              <w:ind w:left="720" w:hanging="360"/>
+              <w:rPr>
+                <w:u w:val="none"/>
+              </w:rPr>
+            </w:pPr>
+            <w:r>
+              <w:rPr>
+                <w:rtl w:val="0"/>
+              </w:rPr>
+              <w:t xml:space="preserve">Caídas o ralentización del sistema durante los periodos de alta demanda</w:t>
+            </w:r>
+          </w:p>
+          <w:p>
+            <w:pPr>
+              <w:numPr>
+                <w:ilvl w:val="0"/>
+                <w:numId w:val="4"/>
+              </w:numPr>
+              <w:ind w:left="720" w:hanging="360"/>
+              <w:rPr>
+                <w:u w:val="none"/>
+              </w:rPr>
+            </w:pPr>
+            <w:r>
+              <w:rPr>
+                <w:rtl w:val="0"/>
+              </w:rPr>
+              <w:t xml:space="preserve">Retrasos en la integración del sistema </w:t>
             </w:r>
           </w:p>
           <w:p>
@@ -7444,6 +8037,7 @@
       <w:tr>
         <w:trPr>
           <w:cantSplit w:val="0"/>
+          <w:trHeight w:val="1141.875" w:hRule="atLeast"/>
           <w:tblHeader w:val="0"/>
         </w:trPr>
         <w:tc>
@@ -7456,26 +8050,126 @@
               <w:rPr>
                 <w:rtl w:val="0"/>
               </w:rPr>
-            </w:r>
-          </w:p>
-          <w:p>
-            <w:pPr>
-              <w:rPr/>
-            </w:pPr>
-            <w:r>
-              <w:rPr>
-                <w:rtl w:val="0"/>
-              </w:rPr>
-            </w:r>
-          </w:p>
-          <w:p>
-            <w:pPr>
-              <w:rPr/>
-            </w:pPr>
-            <w:r>
-              <w:rPr>
-                <w:rtl w:val="0"/>
-              </w:rPr>
+              <w:t xml:space="preserve">Entorno de Desarrollo Integrado (IDE): Visual Studio Code para la codificación, desarrollo de módulos web y scripts de automatización.</w:t>
+            </w:r>
+          </w:p>
+          <w:p>
+            <w:pPr>
+              <w:rPr/>
+            </w:pPr>
+            <w:r>
+              <w:rPr>
+                <w:rtl w:val="0"/>
+              </w:rPr>
+              <w:t xml:space="preserve">Control de versiones y Repositorio: Git y GitHub para la gestión del código fuente, ramas de desarrollo y control de cambios del equipo.</w:t>
+            </w:r>
+          </w:p>
+          <w:p>
+            <w:pPr>
+              <w:rPr/>
+            </w:pPr>
+            <w:r>
+              <w:rPr>
+                <w:rtl w:val="0"/>
+              </w:rPr>
+              <w:t xml:space="preserve">Lenguaje y Framework Backend: Python (FastAPI / Flask) o Node.js (Express.js) para la construcción de la arquitectura de servicios y lógica de negocio.</w:t>
+            </w:r>
+          </w:p>
+          <w:p>
+            <w:pPr>
+              <w:rPr/>
+            </w:pPr>
+            <w:r>
+              <w:rPr>
+                <w:rtl w:val="0"/>
+              </w:rPr>
+              <w:t xml:space="preserve">Framework Frontend: React.js con Tailwind CSS para la implementación de una interfaz web dinámica, responsiva e interactiva.</w:t>
+            </w:r>
+          </w:p>
+          <w:p>
+            <w:pPr>
+              <w:rPr/>
+            </w:pPr>
+            <w:r>
+              <w:rPr>
+                <w:rtl w:val="0"/>
+              </w:rPr>
+              <w:t xml:space="preserve">Motor de Inteligencia Artificial: Python con librerías de análisis de texto (</w:t>
+            </w:r>
+            <w:r>
+              <w:rPr>
+                <w:rFonts w:ascii="Roboto Mono" w:cs="Roboto Mono" w:eastAsia="Roboto Mono" w:hAnsi="Roboto Mono"/>
+                <w:color w:val="188038"/>
+                <w:rtl w:val="0"/>
+              </w:rPr>
+              <w:t xml:space="preserve">scikit-learn</w:t>
+            </w:r>
+            <w:r>
+              <w:rPr>
+                <w:rtl w:val="0"/>
+              </w:rPr>
+              <w:t xml:space="preserve">, </w:t>
+            </w:r>
+            <w:r>
+              <w:rPr>
+                <w:rFonts w:ascii="Roboto Mono" w:cs="Roboto Mono" w:eastAsia="Roboto Mono" w:hAnsi="Roboto Mono"/>
+                <w:color w:val="188038"/>
+                <w:rtl w:val="0"/>
+              </w:rPr>
+              <w:t xml:space="preserve">pandas</w:t>
+            </w:r>
+            <w:r>
+              <w:rPr>
+                <w:rtl w:val="0"/>
+              </w:rPr>
+              <w:t xml:space="preserve">, </w:t>
+            </w:r>
+            <w:r>
+              <w:rPr>
+                <w:rFonts w:ascii="Roboto Mono" w:cs="Roboto Mono" w:eastAsia="Roboto Mono" w:hAnsi="Roboto Mono"/>
+                <w:color w:val="188038"/>
+                <w:rtl w:val="0"/>
+              </w:rPr>
+              <w:t xml:space="preserve">NLTK</w:t>
+            </w:r>
+            <w:r>
+              <w:rPr>
+                <w:rtl w:val="0"/>
+              </w:rPr>
+              <w:t xml:space="preserve"> / API de procesamiento de lenguaje natural) para la categorización y automatización de respuestas.</w:t>
+            </w:r>
+          </w:p>
+          <w:p>
+            <w:pPr>
+              <w:rPr/>
+            </w:pPr>
+            <w:r>
+              <w:rPr>
+                <w:rtl w:val="0"/>
+              </w:rPr>
+              <w:t xml:space="preserve">Base de Datos: PostgreSQL administrado de forma local o mediante Supabase (capa gratuita) para el almacenamiento estructurado y seguro de usuarios, trámites y bitácoras.</w:t>
+            </w:r>
+          </w:p>
+          <w:p>
+            <w:pPr>
+              <w:rPr/>
+            </w:pPr>
+            <w:r>
+              <w:rPr>
+                <w:rtl w:val="0"/>
+              </w:rPr>
+              <w:t xml:space="preserve">Diseño UI/UX y Prototipado: Figma para el diseño de wireframes, componentes visuales y prototipos interactivos antes de la fase de maquetación.</w:t>
+            </w:r>
+          </w:p>
+          <w:p>
+            <w:pPr>
+              <w:rPr/>
+            </w:pPr>
+            <w:r>
+              <w:rPr>
+                <w:rtl w:val="0"/>
+              </w:rPr>
+              <w:t xml:space="preserve">Pruebas de Servicios y APIs: Postman para el diseño, validación y prueba de rendimiento de los endpoints de la API RESTful.</w:t>
             </w:r>
           </w:p>
           <w:p>
@@ -7567,6 +8261,28 @@
               <w:rPr>
                 <w:rtl w:val="0"/>
               </w:rPr>
+              <w:t xml:space="preserve">Servidores e Infraestructura: Nube / Servidores de la institución con balanceador de carga y auto-escalado para absorber periodos de alta demanda estudiantil.</w:t>
+            </w:r>
+          </w:p>
+          <w:p>
+            <w:pPr>
+              <w:rPr/>
+            </w:pPr>
+            <w:r>
+              <w:rPr>
+                <w:rtl w:val="0"/>
+              </w:rPr>
+              <w:t xml:space="preserve">Dispositivos Clientes: Estaciones de trabajo de escritorio/notebooks de funcionarios (Coordinadores, Dirección, Abogados) y teléfonos inteligentes/tablets de estudiantes.</w:t>
+            </w:r>
+          </w:p>
+          <w:p>
+            <w:pPr>
+              <w:rPr/>
+            </w:pPr>
+            <w:r>
+              <w:rPr>
+                <w:rtl w:val="0"/>
+              </w:rPr>
             </w:r>
           </w:p>
           <w:p>
@@ -7658,6 +8374,61 @@
               <w:rPr>
                 <w:rtl w:val="0"/>
               </w:rPr>
+              <w:t xml:space="preserve">Frontend: Framework Web Responsivo (React / Angular / Vue.js) compatible con navegador de escritorio y móvil.</w:t>
+            </w:r>
+          </w:p>
+          <w:p>
+            <w:pPr>
+              <w:rPr/>
+            </w:pPr>
+            <w:r>
+              <w:rPr>
+                <w:rtl w:val="0"/>
+              </w:rPr>
+              <w:t xml:space="preserve">Backend: Servicios API RESTful (Node.js / Python / .NET Core).</w:t>
+            </w:r>
+          </w:p>
+          <w:p>
+            <w:pPr>
+              <w:rPr/>
+            </w:pPr>
+            <w:r>
+              <w:rPr>
+                <w:rtl w:val="0"/>
+              </w:rPr>
+              <w:t xml:space="preserve">Base de Datos: Sistema de Base de Datos Relacional Centralizada (PostgreSQL / SQL Server) encriptada.</w:t>
+            </w:r>
+          </w:p>
+          <w:p>
+            <w:pPr>
+              <w:rPr/>
+            </w:pPr>
+            <w:r>
+              <w:rPr>
+                <w:rtl w:val="0"/>
+              </w:rPr>
+              <w:t xml:space="preserve">Inteligencia Artificial: Librerías/Servicios de procesamiento de lenguaje natural y clasificación (Python / Scikit-learn / OpenAI / TensorFlow).</w:t>
+            </w:r>
+          </w:p>
+          <w:p>
+            <w:pPr>
+              <w:rPr/>
+            </w:pPr>
+            <w:r>
+              <w:rPr>
+                <w:rtl w:val="0"/>
+              </w:rPr>
+              <w:t xml:space="preserve">Protocolos: Servicios Web seguros vía HTTPS y autenticación institucional.</w:t>
+            </w:r>
+          </w:p>
+          <w:p>
+            <w:pPr>
+              <w:rPr/>
+            </w:pPr>
+            <w:r>
+              <w:rPr>
+                <w:rtl w:val="0"/>
+              </w:rPr>
             </w:r>
           </w:p>
           <w:p>
@@ -7749,6 +8520,49 @@
               <w:rPr>
                 <w:rtl w:val="0"/>
               </w:rPr>
+              <w:t xml:space="preserve">Estilo Visual: Diseño moderno, fluido e intuitivo que incorpora los colores oficiales de la institución (Blanco, Azul y Amarillo).</w:t>
+            </w:r>
+          </w:p>
+          <w:p>
+            <w:pPr>
+              <w:rPr/>
+            </w:pPr>
+            <w:r>
+              <w:rPr>
+                <w:rtl w:val="0"/>
+              </w:rPr>
+              <w:t xml:space="preserve">Visualización de Datos: Dashboards interactivos con gráficos simplificados y claros (Chart.js / Recharts).</w:t>
+            </w:r>
+          </w:p>
+          <w:p>
+            <w:pPr>
+              <w:rPr/>
+            </w:pPr>
+            <w:r>
+              <w:rPr>
+                <w:rtl w:val="0"/>
+              </w:rPr>
+              <w:t xml:space="preserve">Experiencia de Usuario (UX): Formularios paso a paso, barra de seguimiento de estado en tiempo real, interfaz accesible y adaptable a pantallas de smartphone (Responsivo).</w:t>
+            </w:r>
+          </w:p>
+          <w:p>
+            <w:pPr>
+              <w:rPr/>
+            </w:pPr>
+            <w:r>
+              <w:rPr>
+                <w:rtl w:val="0"/>
+              </w:rPr>
+            </w:r>
+          </w:p>
+          <w:p>
+            <w:pPr>
+              <w:rPr/>
+            </w:pPr>
+            <w:r>
+              <w:rPr>
+                <w:rtl w:val="0"/>
+              </w:rPr>
             </w:r>
           </w:p>
         </w:tc>
@@ -7764,24 +8578,6 @@
       </w:pPr>
       <w:bookmarkStart w:colFirst="0" w:colLast="0" w:name="_heading=h.vcgssakc6rxy" w:id="29"/>
       <w:bookmarkEnd w:id="29"/>
-      <w:r>
-        <w:rPr>
-          <w:rtl w:val="0"/>
-        </w:rPr>
-      </w:r>
-    </w:p>
-    <w:p>
-      <w:pPr>
-        <w:rPr>
-          <w:b w:val="1"/>
-          <w:bCs w:val="1"/>
-          <w:sz w:val="32"/>
-          <w:szCs w:val="32"/>
-        </w:rPr>
-      </w:pPr>
-      <w:r>
-        <w:br w:type="page"/>
-      </w:r>
       <w:r>
         <w:rPr>
           <w:rtl w:val="0"/>
@@ -7844,46 +8640,51 @@
               <w:rPr>
                 <w:rtl w:val="0"/>
               </w:rPr>
-            </w:r>
-          </w:p>
-          <w:p>
-            <w:pPr>
-              <w:rPr/>
-            </w:pPr>
-            <w:r>
-              <w:rPr>
-                <w:rtl w:val="0"/>
-              </w:rPr>
-            </w:r>
-          </w:p>
-          <w:p>
-            <w:pPr>
-              <w:rPr/>
-            </w:pPr>
-            <w:r>
-              <w:rPr>
-                <w:rtl w:val="0"/>
-              </w:rPr>
-            </w:r>
-          </w:p>
-          <w:p>
-            <w:pPr>
-              <w:rPr/>
-            </w:pPr>
-            <w:r>
-              <w:rPr>
-                <w:rtl w:val="0"/>
-              </w:rPr>
-            </w:r>
-          </w:p>
-          <w:p>
-            <w:pPr>
-              <w:rPr/>
-            </w:pPr>
-            <w:r>
-              <w:rPr>
-                <w:rtl w:val="0"/>
-              </w:rPr>
+              <w:t xml:space="preserve">Cumplimiento del 100% de los requerimientos funcionales y no funcionales especificados en el alcance.</w:t>
+            </w:r>
+          </w:p>
+          <w:p>
+            <w:pPr>
+              <w:rPr/>
+            </w:pPr>
+            <w:r>
+              <w:rPr>
+                <w:rtl w:val="0"/>
+              </w:rPr>
+              <w:t xml:space="preserve">Aprobación satisfactoria de las pruebas de estrés (soportar tráfico masivo en periodos peak sin caídas del sistema).</w:t>
+            </w:r>
+          </w:p>
+          <w:p>
+            <w:pPr>
+              <w:rPr/>
+            </w:pPr>
+            <w:r>
+              <w:rPr>
+                <w:rtl w:val="0"/>
+              </w:rPr>
+              <w:t xml:space="preserve">Evaluación positiva de usabilidad y facilidad de uso por parte de coordinadores y estudiantes.</w:t>
+            </w:r>
+          </w:p>
+          <w:p>
+            <w:pPr>
+              <w:rPr/>
+            </w:pPr>
+            <w:r>
+              <w:rPr>
+                <w:rtl w:val="0"/>
+              </w:rPr>
+              <w:t xml:space="preserve">Validación del cumplimiento de protocolos legales en el módulo de denuncias.</w:t>
+            </w:r>
+          </w:p>
+          <w:p>
+            <w:pPr>
+              <w:rPr/>
+            </w:pPr>
+            <w:r>
+              <w:rPr>
+                <w:rtl w:val="0"/>
+              </w:rPr>
+              <w:t xml:space="preserve">Firma de conformidad en el Acta de Aceptación Final por parte del Patrocinador (Juan Pablo Ramos Sánchez) y la Gerencia del Proyecto.</w:t>
             </w:r>
           </w:p>
           <w:p>
@@ -8048,6 +8849,7 @@
               <w:rPr>
                 <w:rtl w:val="0"/>
               </w:rPr>
+              <w:t xml:space="preserve">1.0</w:t>
             </w:r>
           </w:p>
         </w:tc>
@@ -8063,6 +8865,7 @@
               <w:rPr>
                 <w:rtl w:val="0"/>
               </w:rPr>
+              <w:t xml:space="preserve">Jorge Garay</w:t>
             </w:r>
           </w:p>
         </w:tc>
@@ -8076,6 +8879,7 @@
               <w:rPr>
                 <w:rtl w:val="0"/>
               </w:rPr>
+              <w:t xml:space="preserve">Gerente</w:t>
             </w:r>
           </w:p>
         </w:tc>
@@ -8091,6 +8895,7 @@
               <w:rPr>
                 <w:rtl w:val="0"/>
               </w:rPr>
+              <w:t xml:space="preserve">3/9/2026</w:t>
             </w:r>
           </w:p>
         </w:tc>
@@ -8106,6 +8911,7 @@
               <w:rPr>
                 <w:rtl w:val="0"/>
               </w:rPr>
+              <w:t xml:space="preserve">Aprobado</w:t>
             </w:r>
           </w:p>
         </w:tc>
@@ -8895,11 +9701,689 @@
       </w:rPr>
     </w:lvl>
   </w:abstractNum>
+  <w:abstractNum w:abstractNumId="3">
+    <w:lvl w:ilvl="0">
+      <w:start w:val="1"/>
+      <w:numFmt w:val="bullet"/>
+      <w:lvlText w:val="●"/>
+      <w:lvlJc w:val="left"/>
+      <w:pPr>
+        <w:ind w:left="720" w:hanging="360"/>
+      </w:pPr>
+      <w:rPr>
+        <w:u w:val="none"/>
+      </w:rPr>
+    </w:lvl>
+    <w:lvl w:ilvl="1">
+      <w:start w:val="1"/>
+      <w:numFmt w:val="bullet"/>
+      <w:lvlText w:val="○"/>
+      <w:lvlJc w:val="left"/>
+      <w:pPr>
+        <w:ind w:left="1440" w:hanging="360"/>
+      </w:pPr>
+      <w:rPr>
+        <w:u w:val="none"/>
+      </w:rPr>
+    </w:lvl>
+    <w:lvl w:ilvl="2">
+      <w:start w:val="1"/>
+      <w:numFmt w:val="bullet"/>
+      <w:lvlText w:val="■"/>
+      <w:lvlJc w:val="left"/>
+      <w:pPr>
+        <w:ind w:left="2160" w:hanging="360"/>
+      </w:pPr>
+      <w:rPr>
+        <w:u w:val="none"/>
+      </w:rPr>
+    </w:lvl>
+    <w:lvl w:ilvl="3">
+      <w:start w:val="1"/>
+      <w:numFmt w:val="bullet"/>
+      <w:lvlText w:val="●"/>
+      <w:lvlJc w:val="left"/>
+      <w:pPr>
+        <w:ind w:left="2880" w:hanging="360"/>
+      </w:pPr>
+      <w:rPr>
+        <w:u w:val="none"/>
+      </w:rPr>
+    </w:lvl>
+    <w:lvl w:ilvl="4">
+      <w:start w:val="1"/>
+      <w:numFmt w:val="bullet"/>
+      <w:lvlText w:val="○"/>
+      <w:lvlJc w:val="left"/>
+      <w:pPr>
+        <w:ind w:left="3600" w:hanging="360"/>
+      </w:pPr>
+      <w:rPr>
+        <w:u w:val="none"/>
+      </w:rPr>
+    </w:lvl>
+    <w:lvl w:ilvl="5">
+      <w:start w:val="1"/>
+      <w:numFmt w:val="bullet"/>
+      <w:lvlText w:val="■"/>
+      <w:lvlJc w:val="left"/>
+      <w:pPr>
+        <w:ind w:left="4320" w:hanging="360"/>
+      </w:pPr>
+      <w:rPr>
+        <w:u w:val="none"/>
+      </w:rPr>
+    </w:lvl>
+    <w:lvl w:ilvl="6">
+      <w:start w:val="1"/>
+      <w:numFmt w:val="bullet"/>
+      <w:lvlText w:val="●"/>
+      <w:lvlJc w:val="left"/>
+      <w:pPr>
+        <w:ind w:left="5040" w:hanging="360"/>
+      </w:pPr>
+      <w:rPr>
+        <w:u w:val="none"/>
+      </w:rPr>
+    </w:lvl>
+    <w:lvl w:ilvl="7">
+      <w:start w:val="1"/>
+      <w:numFmt w:val="bullet"/>
+      <w:lvlText w:val="○"/>
+      <w:lvlJc w:val="left"/>
+      <w:pPr>
+        <w:ind w:left="5760" w:hanging="360"/>
+      </w:pPr>
+      <w:rPr>
+        <w:u w:val="none"/>
+      </w:rPr>
+    </w:lvl>
+    <w:lvl w:ilvl="8">
+      <w:start w:val="1"/>
+      <w:numFmt w:val="bullet"/>
+      <w:lvlText w:val="■"/>
+      <w:lvlJc w:val="left"/>
+      <w:pPr>
+        <w:ind w:left="6480" w:hanging="360"/>
+      </w:pPr>
+      <w:rPr>
+        <w:u w:val="none"/>
+      </w:rPr>
+    </w:lvl>
+  </w:abstractNum>
+  <w:abstractNum w:abstractNumId="4">
+    <w:lvl w:ilvl="0">
+      <w:start w:val="1"/>
+      <w:numFmt w:val="bullet"/>
+      <w:lvlText w:val="●"/>
+      <w:lvlJc w:val="left"/>
+      <w:pPr>
+        <w:ind w:left="720" w:hanging="360"/>
+      </w:pPr>
+      <w:rPr>
+        <w:u w:val="none"/>
+      </w:rPr>
+    </w:lvl>
+    <w:lvl w:ilvl="1">
+      <w:start w:val="1"/>
+      <w:numFmt w:val="bullet"/>
+      <w:lvlText w:val="○"/>
+      <w:lvlJc w:val="left"/>
+      <w:pPr>
+        <w:ind w:left="1440" w:hanging="360"/>
+      </w:pPr>
+      <w:rPr>
+        <w:u w:val="none"/>
+      </w:rPr>
+    </w:lvl>
+    <w:lvl w:ilvl="2">
+      <w:start w:val="1"/>
+      <w:numFmt w:val="bullet"/>
+      <w:lvlText w:val="■"/>
+      <w:lvlJc w:val="left"/>
+      <w:pPr>
+        <w:ind w:left="2160" w:hanging="360"/>
+      </w:pPr>
+      <w:rPr>
+        <w:u w:val="none"/>
+      </w:rPr>
+    </w:lvl>
+    <w:lvl w:ilvl="3">
+      <w:start w:val="1"/>
+      <w:numFmt w:val="bullet"/>
+      <w:lvlText w:val="●"/>
+      <w:lvlJc w:val="left"/>
+      <w:pPr>
+        <w:ind w:left="2880" w:hanging="360"/>
+      </w:pPr>
+      <w:rPr>
+        <w:u w:val="none"/>
+      </w:rPr>
+    </w:lvl>
+    <w:lvl w:ilvl="4">
+      <w:start w:val="1"/>
+      <w:numFmt w:val="bullet"/>
+      <w:lvlText w:val="○"/>
+      <w:lvlJc w:val="left"/>
+      <w:pPr>
+        <w:ind w:left="3600" w:hanging="360"/>
+      </w:pPr>
+      <w:rPr>
+        <w:u w:val="none"/>
+      </w:rPr>
+    </w:lvl>
+    <w:lvl w:ilvl="5">
+      <w:start w:val="1"/>
+      <w:numFmt w:val="bullet"/>
+      <w:lvlText w:val="■"/>
+      <w:lvlJc w:val="left"/>
+      <w:pPr>
+        <w:ind w:left="4320" w:hanging="360"/>
+      </w:pPr>
+      <w:rPr>
+        <w:u w:val="none"/>
+      </w:rPr>
+    </w:lvl>
+    <w:lvl w:ilvl="6">
+      <w:start w:val="1"/>
+      <w:numFmt w:val="bullet"/>
+      <w:lvlText w:val="●"/>
+      <w:lvlJc w:val="left"/>
+      <w:pPr>
+        <w:ind w:left="5040" w:hanging="360"/>
+      </w:pPr>
+      <w:rPr>
+        <w:u w:val="none"/>
+      </w:rPr>
+    </w:lvl>
+    <w:lvl w:ilvl="7">
+      <w:start w:val="1"/>
+      <w:numFmt w:val="bullet"/>
+      <w:lvlText w:val="○"/>
+      <w:lvlJc w:val="left"/>
+      <w:pPr>
+        <w:ind w:left="5760" w:hanging="360"/>
+      </w:pPr>
+      <w:rPr>
+        <w:u w:val="none"/>
+      </w:rPr>
+    </w:lvl>
+    <w:lvl w:ilvl="8">
+      <w:start w:val="1"/>
+      <w:numFmt w:val="bullet"/>
+      <w:lvlText w:val="■"/>
+      <w:lvlJc w:val="left"/>
+      <w:pPr>
+        <w:ind w:left="6480" w:hanging="360"/>
+      </w:pPr>
+      <w:rPr>
+        <w:u w:val="none"/>
+      </w:rPr>
+    </w:lvl>
+  </w:abstractNum>
+  <w:abstractNum w:abstractNumId="5">
+    <w:lvl w:ilvl="0">
+      <w:start w:val="1"/>
+      <w:numFmt w:val="bullet"/>
+      <w:lvlText w:val="●"/>
+      <w:lvlJc w:val="left"/>
+      <w:pPr>
+        <w:ind w:left="720" w:hanging="360"/>
+      </w:pPr>
+      <w:rPr>
+        <w:u w:val="none"/>
+      </w:rPr>
+    </w:lvl>
+    <w:lvl w:ilvl="1">
+      <w:start w:val="1"/>
+      <w:numFmt w:val="bullet"/>
+      <w:lvlText w:val="○"/>
+      <w:lvlJc w:val="left"/>
+      <w:pPr>
+        <w:ind w:left="1440" w:hanging="360"/>
+      </w:pPr>
+      <w:rPr>
+        <w:u w:val="none"/>
+      </w:rPr>
+    </w:lvl>
+    <w:lvl w:ilvl="2">
+      <w:start w:val="1"/>
+      <w:numFmt w:val="bullet"/>
+      <w:lvlText w:val="■"/>
+      <w:lvlJc w:val="left"/>
+      <w:pPr>
+        <w:ind w:left="2160" w:hanging="360"/>
+      </w:pPr>
+      <w:rPr>
+        <w:u w:val="none"/>
+      </w:rPr>
+    </w:lvl>
+    <w:lvl w:ilvl="3">
+      <w:start w:val="1"/>
+      <w:numFmt w:val="bullet"/>
+      <w:lvlText w:val="●"/>
+      <w:lvlJc w:val="left"/>
+      <w:pPr>
+        <w:ind w:left="2880" w:hanging="360"/>
+      </w:pPr>
+      <w:rPr>
+        <w:u w:val="none"/>
+      </w:rPr>
+    </w:lvl>
+    <w:lvl w:ilvl="4">
+      <w:start w:val="1"/>
+      <w:numFmt w:val="bullet"/>
+      <w:lvlText w:val="○"/>
+      <w:lvlJc w:val="left"/>
+      <w:pPr>
+        <w:ind w:left="3600" w:hanging="360"/>
+      </w:pPr>
+      <w:rPr>
+        <w:u w:val="none"/>
+      </w:rPr>
+    </w:lvl>
+    <w:lvl w:ilvl="5">
+      <w:start w:val="1"/>
+      <w:numFmt w:val="bullet"/>
+      <w:lvlText w:val="■"/>
+      <w:lvlJc w:val="left"/>
+      <w:pPr>
+        <w:ind w:left="4320" w:hanging="360"/>
+      </w:pPr>
+      <w:rPr>
+        <w:u w:val="none"/>
+      </w:rPr>
+    </w:lvl>
+    <w:lvl w:ilvl="6">
+      <w:start w:val="1"/>
+      <w:numFmt w:val="bullet"/>
+      <w:lvlText w:val="●"/>
+      <w:lvlJc w:val="left"/>
+      <w:pPr>
+        <w:ind w:left="5040" w:hanging="360"/>
+      </w:pPr>
+      <w:rPr>
+        <w:u w:val="none"/>
+      </w:rPr>
+    </w:lvl>
+    <w:lvl w:ilvl="7">
+      <w:start w:val="1"/>
+      <w:numFmt w:val="bullet"/>
+      <w:lvlText w:val="○"/>
+      <w:lvlJc w:val="left"/>
+      <w:pPr>
+        <w:ind w:left="5760" w:hanging="360"/>
+      </w:pPr>
+      <w:rPr>
+        <w:u w:val="none"/>
+      </w:rPr>
+    </w:lvl>
+    <w:lvl w:ilvl="8">
+      <w:start w:val="1"/>
+      <w:numFmt w:val="bullet"/>
+      <w:lvlText w:val="■"/>
+      <w:lvlJc w:val="left"/>
+      <w:pPr>
+        <w:ind w:left="6480" w:hanging="360"/>
+      </w:pPr>
+      <w:rPr>
+        <w:u w:val="none"/>
+      </w:rPr>
+    </w:lvl>
+  </w:abstractNum>
+  <w:abstractNum w:abstractNumId="6">
+    <w:lvl w:ilvl="0">
+      <w:start w:val="1"/>
+      <w:numFmt w:val="bullet"/>
+      <w:lvlText w:val="●"/>
+      <w:lvlJc w:val="left"/>
+      <w:pPr>
+        <w:ind w:left="720" w:hanging="360"/>
+      </w:pPr>
+      <w:rPr>
+        <w:u w:val="none"/>
+      </w:rPr>
+    </w:lvl>
+    <w:lvl w:ilvl="1">
+      <w:start w:val="1"/>
+      <w:numFmt w:val="bullet"/>
+      <w:lvlText w:val="○"/>
+      <w:lvlJc w:val="left"/>
+      <w:pPr>
+        <w:ind w:left="1440" w:hanging="360"/>
+      </w:pPr>
+      <w:rPr>
+        <w:u w:val="none"/>
+      </w:rPr>
+    </w:lvl>
+    <w:lvl w:ilvl="2">
+      <w:start w:val="1"/>
+      <w:numFmt w:val="bullet"/>
+      <w:lvlText w:val="■"/>
+      <w:lvlJc w:val="left"/>
+      <w:pPr>
+        <w:ind w:left="2160" w:hanging="360"/>
+      </w:pPr>
+      <w:rPr>
+        <w:u w:val="none"/>
+      </w:rPr>
+    </w:lvl>
+    <w:lvl w:ilvl="3">
+      <w:start w:val="1"/>
+      <w:numFmt w:val="bullet"/>
+      <w:lvlText w:val="●"/>
+      <w:lvlJc w:val="left"/>
+      <w:pPr>
+        <w:ind w:left="2880" w:hanging="360"/>
+      </w:pPr>
+      <w:rPr>
+        <w:u w:val="none"/>
+      </w:rPr>
+    </w:lvl>
+    <w:lvl w:ilvl="4">
+      <w:start w:val="1"/>
+      <w:numFmt w:val="bullet"/>
+      <w:lvlText w:val="○"/>
+      <w:lvlJc w:val="left"/>
+      <w:pPr>
+        <w:ind w:left="3600" w:hanging="360"/>
+      </w:pPr>
+      <w:rPr>
+        <w:u w:val="none"/>
+      </w:rPr>
+    </w:lvl>
+    <w:lvl w:ilvl="5">
+      <w:start w:val="1"/>
+      <w:numFmt w:val="bullet"/>
+      <w:lvlText w:val="■"/>
+      <w:lvlJc w:val="left"/>
+      <w:pPr>
+        <w:ind w:left="4320" w:hanging="360"/>
+      </w:pPr>
+      <w:rPr>
+        <w:u w:val="none"/>
+      </w:rPr>
+    </w:lvl>
+    <w:lvl w:ilvl="6">
+      <w:start w:val="1"/>
+      <w:numFmt w:val="bullet"/>
+      <w:lvlText w:val="●"/>
+      <w:lvlJc w:val="left"/>
+      <w:pPr>
+        <w:ind w:left="5040" w:hanging="360"/>
+      </w:pPr>
+      <w:rPr>
+        <w:u w:val="none"/>
+      </w:rPr>
+    </w:lvl>
+    <w:lvl w:ilvl="7">
+      <w:start w:val="1"/>
+      <w:numFmt w:val="bullet"/>
+      <w:lvlText w:val="○"/>
+      <w:lvlJc w:val="left"/>
+      <w:pPr>
+        <w:ind w:left="5760" w:hanging="360"/>
+      </w:pPr>
+      <w:rPr>
+        <w:u w:val="none"/>
+      </w:rPr>
+    </w:lvl>
+    <w:lvl w:ilvl="8">
+      <w:start w:val="1"/>
+      <w:numFmt w:val="bullet"/>
+      <w:lvlText w:val="■"/>
+      <w:lvlJc w:val="left"/>
+      <w:pPr>
+        <w:ind w:left="6480" w:hanging="360"/>
+      </w:pPr>
+      <w:rPr>
+        <w:u w:val="none"/>
+      </w:rPr>
+    </w:lvl>
+  </w:abstractNum>
+  <w:abstractNum w:abstractNumId="7">
+    <w:lvl w:ilvl="0">
+      <w:start w:val="1"/>
+      <w:numFmt w:val="bullet"/>
+      <w:lvlText w:val="●"/>
+      <w:lvlJc w:val="left"/>
+      <w:pPr>
+        <w:ind w:left="720" w:hanging="360"/>
+      </w:pPr>
+      <w:rPr>
+        <w:u w:val="none"/>
+      </w:rPr>
+    </w:lvl>
+    <w:lvl w:ilvl="1">
+      <w:start w:val="1"/>
+      <w:numFmt w:val="bullet"/>
+      <w:lvlText w:val="○"/>
+      <w:lvlJc w:val="left"/>
+      <w:pPr>
+        <w:ind w:left="1440" w:hanging="360"/>
+      </w:pPr>
+      <w:rPr>
+        <w:u w:val="none"/>
+      </w:rPr>
+    </w:lvl>
+    <w:lvl w:ilvl="2">
+      <w:start w:val="1"/>
+      <w:numFmt w:val="bullet"/>
+      <w:lvlText w:val="■"/>
+      <w:lvlJc w:val="left"/>
+      <w:pPr>
+        <w:ind w:left="2160" w:hanging="360"/>
+      </w:pPr>
+      <w:rPr>
+        <w:u w:val="none"/>
+      </w:rPr>
+    </w:lvl>
+    <w:lvl w:ilvl="3">
+      <w:start w:val="1"/>
+      <w:numFmt w:val="bullet"/>
+      <w:lvlText w:val="●"/>
+      <w:lvlJc w:val="left"/>
+      <w:pPr>
+        <w:ind w:left="2880" w:hanging="360"/>
+      </w:pPr>
+      <w:rPr>
+        <w:u w:val="none"/>
+      </w:rPr>
+    </w:lvl>
+    <w:lvl w:ilvl="4">
+      <w:start w:val="1"/>
+      <w:numFmt w:val="bullet"/>
+      <w:lvlText w:val="○"/>
+      <w:lvlJc w:val="left"/>
+      <w:pPr>
+        <w:ind w:left="3600" w:hanging="360"/>
+      </w:pPr>
+      <w:rPr>
+        <w:u w:val="none"/>
+      </w:rPr>
+    </w:lvl>
+    <w:lvl w:ilvl="5">
+      <w:start w:val="1"/>
+      <w:numFmt w:val="bullet"/>
+      <w:lvlText w:val="■"/>
+      <w:lvlJc w:val="left"/>
+      <w:pPr>
+        <w:ind w:left="4320" w:hanging="360"/>
+      </w:pPr>
+      <w:rPr>
+        <w:u w:val="none"/>
+      </w:rPr>
+    </w:lvl>
+    <w:lvl w:ilvl="6">
+      <w:start w:val="1"/>
+      <w:numFmt w:val="bullet"/>
+      <w:lvlText w:val="●"/>
+      <w:lvlJc w:val="left"/>
+      <w:pPr>
+        <w:ind w:left="5040" w:hanging="360"/>
+      </w:pPr>
+      <w:rPr>
+        <w:u w:val="none"/>
+      </w:rPr>
+    </w:lvl>
+    <w:lvl w:ilvl="7">
+      <w:start w:val="1"/>
+      <w:numFmt w:val="bullet"/>
+      <w:lvlText w:val="○"/>
+      <w:lvlJc w:val="left"/>
+      <w:pPr>
+        <w:ind w:left="5760" w:hanging="360"/>
+      </w:pPr>
+      <w:rPr>
+        <w:u w:val="none"/>
+      </w:rPr>
+    </w:lvl>
+    <w:lvl w:ilvl="8">
+      <w:start w:val="1"/>
+      <w:numFmt w:val="bullet"/>
+      <w:lvlText w:val="■"/>
+      <w:lvlJc w:val="left"/>
+      <w:pPr>
+        <w:ind w:left="6480" w:hanging="360"/>
+      </w:pPr>
+      <w:rPr>
+        <w:u w:val="none"/>
+      </w:rPr>
+    </w:lvl>
+  </w:abstractNum>
+  <w:abstractNum w:abstractNumId="8">
+    <w:lvl w:ilvl="0">
+      <w:start w:val="1"/>
+      <w:numFmt w:val="bullet"/>
+      <w:lvlText w:val="●"/>
+      <w:lvlJc w:val="left"/>
+      <w:pPr>
+        <w:ind w:left="720" w:hanging="360"/>
+      </w:pPr>
+      <w:rPr>
+        <w:u w:val="none"/>
+      </w:rPr>
+    </w:lvl>
+    <w:lvl w:ilvl="1">
+      <w:start w:val="1"/>
+      <w:numFmt w:val="bullet"/>
+      <w:lvlText w:val="○"/>
+      <w:lvlJc w:val="left"/>
+      <w:pPr>
+        <w:ind w:left="1440" w:hanging="360"/>
+      </w:pPr>
+      <w:rPr>
+        <w:u w:val="none"/>
+      </w:rPr>
+    </w:lvl>
+    <w:lvl w:ilvl="2">
+      <w:start w:val="1"/>
+      <w:numFmt w:val="bullet"/>
+      <w:lvlText w:val="■"/>
+      <w:lvlJc w:val="left"/>
+      <w:pPr>
+        <w:ind w:left="2160" w:hanging="360"/>
+      </w:pPr>
+      <w:rPr>
+        <w:u w:val="none"/>
+      </w:rPr>
+    </w:lvl>
+    <w:lvl w:ilvl="3">
+      <w:start w:val="1"/>
+      <w:numFmt w:val="bullet"/>
+      <w:lvlText w:val="●"/>
+      <w:lvlJc w:val="left"/>
+      <w:pPr>
+        <w:ind w:left="2880" w:hanging="360"/>
+      </w:pPr>
+      <w:rPr>
+        <w:u w:val="none"/>
+      </w:rPr>
+    </w:lvl>
+    <w:lvl w:ilvl="4">
+      <w:start w:val="1"/>
+      <w:numFmt w:val="bullet"/>
+      <w:lvlText w:val="○"/>
+      <w:lvlJc w:val="left"/>
+      <w:pPr>
+        <w:ind w:left="3600" w:hanging="360"/>
+      </w:pPr>
+      <w:rPr>
+        <w:u w:val="none"/>
+      </w:rPr>
+    </w:lvl>
+    <w:lvl w:ilvl="5">
+      <w:start w:val="1"/>
+      <w:numFmt w:val="bullet"/>
+      <w:lvlText w:val="■"/>
+      <w:lvlJc w:val="left"/>
+      <w:pPr>
+        <w:ind w:left="4320" w:hanging="360"/>
+      </w:pPr>
+      <w:rPr>
+        <w:u w:val="none"/>
+      </w:rPr>
+    </w:lvl>
+    <w:lvl w:ilvl="6">
+      <w:start w:val="1"/>
+      <w:numFmt w:val="bullet"/>
+      <w:lvlText w:val="●"/>
+      <w:lvlJc w:val="left"/>
+      <w:pPr>
+        <w:ind w:left="5040" w:hanging="360"/>
+      </w:pPr>
+      <w:rPr>
+        <w:u w:val="none"/>
+      </w:rPr>
+    </w:lvl>
+    <w:lvl w:ilvl="7">
+      <w:start w:val="1"/>
+      <w:numFmt w:val="bullet"/>
+      <w:lvlText w:val="○"/>
+      <w:lvlJc w:val="left"/>
+      <w:pPr>
+        <w:ind w:left="5760" w:hanging="360"/>
+      </w:pPr>
+      <w:rPr>
+        <w:u w:val="none"/>
+      </w:rPr>
+    </w:lvl>
+    <w:lvl w:ilvl="8">
+      <w:start w:val="1"/>
+      <w:numFmt w:val="bullet"/>
+      <w:lvlText w:val="■"/>
+      <w:lvlJc w:val="left"/>
+      <w:pPr>
+        <w:ind w:left="6480" w:hanging="360"/>
+      </w:pPr>
+      <w:rPr>
+        <w:u w:val="none"/>
+      </w:rPr>
+    </w:lvl>
+  </w:abstractNum>
   <w:num w:numId="1">
     <w:abstractNumId w:val="1"/>
   </w:num>
   <w:num w:numId="2">
     <w:abstractNumId w:val="2"/>
+  </w:num>
+  <w:num w:numId="3">
+    <w:abstractNumId w:val="3"/>
+  </w:num>
+  <w:num w:numId="4">
+    <w:abstractNumId w:val="4"/>
+  </w:num>
+  <w:num w:numId="5">
+    <w:abstractNumId w:val="5"/>
+  </w:num>
+  <w:num w:numId="6">
+    <w:abstractNumId w:val="6"/>
+  </w:num>
+  <w:num w:numId="7">
+    <w:abstractNumId w:val="7"/>
+  </w:num>
+  <w:num w:numId="8">
+    <w:abstractNumId w:val="8"/>
   </w:num>
 </w:numbering>
 </file>
